--- a/published/ai-family/04_screens_toys_tools/08_planning/lecture-content/08_planning-module.docx
+++ b/published/ai-family/04_screens_toys_tools/08_planning/lecture-content/08_planning-module.docx
@@ -4,7 +4,7 @@
   <w:body>
     <w:p>
       <w:r>
-        <w:t>Module 08: Planning in Family</w:t>
+        <w:t>Module 08: Planning — Coding a Game</w:t>
       </w:r>
     </w:p>
     <w:p>
@@ -14,12 +14,22 @@
     </w:p>
     <w:p>
       <w:r>
-        <w:t>Define Planning within the context of Family.  Analyze how Planning interacts with other components of the Active Inference framework.  Apply specific constraints of Family to the formal definition of Planning.   Introduction</w:t>
+        <w:t>Understand that Planning is the first step of coding.  Learn about Logic (If This, Then That).  Know that you can be a Creator , not just a Consumer.   Introduction: The Architect</w:t>
       </w:r>
     </w:p>
     <w:p>
       <w:r>
-        <w:t>This module explores Planning . In the Family curriculum, we approach this topic with a focus on specific applications and theoretical depth appropriate for the audience. Planning is a critical component of the 8-part Active Inference spine, bridging the gap between [Previous Topic] and [Next Topic].</w:t>
+        <w:t>Before you build a house, you need a blueprint.</w:t>
+        <w:br/>
+        <w:t>Before you write code, you need a plan.</w:t>
+        <w:br/>
+        <w:t>What is the game about?</w:t>
+        <w:br/>
+        <w:t>Who is the hero?</w:t>
+        <w:br/>
+        <w:t>How do you win?</w:t>
+        <w:br/>
+        <w:t>Planning is imagining the future and working backwards.</w:t>
       </w:r>
     </w:p>
     <w:p>
@@ -29,56 +39,80 @@
     </w:p>
     <w:p>
       <w:r>
-        <w:t>1. Planning as a Markov Blanket Boundary</w:t>
+        <w:t>1. The Goal (The Objective)</w:t>
       </w:r>
     </w:p>
     <w:p>
       <w:r>
-        <w:t>How does Planning define the boundary between the agent and the environment?</w:t>
+        <w:t>Every game needs a goal.</w:t>
       </w:r>
     </w:p>
     <w:p>
       <w:r>
-        <w:t>2. Generative Models of Planning</w:t>
+        <w:t>Save the Princess.  Collect 100 coins.  Survive the zombie apocalypse.</w:t>
+        <w:br/>
+        <w:t>Without a goal, it's just a toy, not a game.   2. The Logic (If/Then)</w:t>
       </w:r>
     </w:p>
     <w:p>
       <w:r>
-        <w:t>What parameters involved in Planning must be optimized to minimize variational free energy?</w:t>
+        <w:t>Computers think in logic.</w:t>
       </w:r>
     </w:p>
     <w:p>
       <w:r>
-        <w:t>3. Active Inference Dynamics</w:t>
+        <w:t>IF Mario touches a mushroom, THEN he gets big.  IF Mario touches a spike, THEN he shrinks.</w:t>
+        <w:br/>
+        <w:t>This is the "Physics" of the digital world.   3. Loop (Repeat)</w:t>
       </w:r>
     </w:p>
     <w:p>
       <w:r>
-        <w:t>How does the process of Planning drive the perception-action loop?</w:t>
+        <w:t>Computers are great at doing the same thing over and over.</w:t>
       </w:r>
     </w:p>
     <w:p>
       <w:r>
-        <w:t>Applications</w:t>
+        <w:t>"Spawn a new enemy every 10 seconds."  "Keep playing music until Game Over."</w:t>
+        <w:br/>
+        <w:t>Loops make the game run.   Activities</w:t>
       </w:r>
     </w:p>
     <w:p>
       <w:r>
-        <w:t>In Family, we see Planning manifest in:</w:t>
-        <w:br/>
-        <w:t>* Specific Example 1 : [Add domain-specific example here]</w:t>
-        <w:br/>
-        <w:t>* Specific Example 2 : [Add domain-specific example here]</w:t>
+        <w:t>Activity 1: Design a Level</w:t>
       </w:r>
     </w:p>
     <w:p>
       <w:r>
-        <w:t>Conclusion</w:t>
+        <w:t>Draw a level for a platformer game (like Mario).</w:t>
       </w:r>
     </w:p>
     <w:p>
       <w:r>
-        <w:t>Understanding Planning allows us to better model complex adaptive systems. In the next module, we will expand on this foundation.</w:t>
+        <w:t>Where is the start?  Where is the goal?  Where are the enemies?  Is it too hard? Too easy? (Playtesting).   Activity 2: "If This, Then That" (IRL)</w:t>
+      </w:r>
+    </w:p>
+    <w:p>
+      <w:r>
+        <w:t>Make rules for your house using code logic.</w:t>
+      </w:r>
+    </w:p>
+    <w:p>
+      <w:r>
+        <w:t>"IF it is 8:00 PM, THEN brush teeth."  "IF room is messy, THEN no iPad."  "IF dinner is eaten, THEN get dessert."</w:t>
+        <w:br/>
+        <w:t>Coding is just rules for life!   Summary</w:t>
+      </w:r>
+    </w:p>
+    <w:p>
+      <w:r>
+        <w:t>Don't just play games. Make them. The world needs your ideas.</w:t>
+      </w:r>
+    </w:p>
+    <w:p>
+      <w:r>
+        <w:t>References</w:t>
       </w:r>
     </w:p>
     <w:sectPr>
